--- a/course-project/report/Пояснительная записка - Клюбин Н.А. - updated.docx
+++ b/course-project/report/Пояснительная записка - Клюбин Н.А. - updated.docx
@@ -1,73 +1,6 @@
 
-<file path=customXml\item1.xml><?xml version="1.0" encoding="utf-8"?>
-<go:gDocsCustomXmlDataStorage xmlns:go="http://customooxmlschemas.google.com/" xmlns:r="http://schemas.openxmlformats.org/officeDocument/2006/relationships" uri="GoogleDocsCustomDataVersion1">
-  <go:docsCustomData roundtripDataSignature="AMtx7miN2zI6P7mbZ/cbDNORlRu1MYhdew==">AMUW2mXfejHWQTfX96SlnGRtQLIQRJGvtC8KKVcnSp2bm7Rd7NT8QSSV91ksBxeXnR23dtF49aPipi8p7VC/n2xU4X7RwGaMBOzOPFkD9B3djbPWssePIRi+yF626J4uLiT+JHuxSToHf0Ljx3i1ad5oc7sUS5JdHTz7DY0sleqQu4Jy3MkkhH8K8O+CXoAq75CjFdU/D3iYUcUFOVOhwRtPMKhOOOAsl6F05XPhmnMziFrnkbwzalqh+xZoCsyQ8mtNw4DPV1HxxlAJmaqEpXyBQeTg2iMd4nILuT9CWnpTR00bMNF4hwGESvjaP4j1FEf2AJVVsQ0MGDqogDouVHEZz0fj51cLOE+6m5FpukcomkDy4NhRWwQ=</go:docsCustomData>
-</go:gDocsCustomXmlDataStorage>
-</file>
-
-<file path=customXml\itemProps1.xml><?xml version="1.0" encoding="utf-8"?>
-<ds:datastoreItem xmlns:ds="http://schemas.openxmlformats.org/officeDocument/2006/customXml" ds:itemID="{11111111-1234-1234-1234-123412341234}">
-  <ds:schemaRefs>
-    <ds:schemaRef ds:uri="http://customooxmlschemas.google.com/"/>
-    <ds:schemaRef ds:uri="http://schemas.openxmlformats.org/officeDocument/2006/relationships"/>
-  </ds:schemaRefs>
-</ds:datastoreItem>
-</file>
-
-<file path=docProps\app.xml><?xml version="1.0" encoding="utf-8"?>
-<Properties xmlns="http://schemas.openxmlformats.org/officeDocument/2006/extended-properties" xmlns:vt="http://schemas.openxmlformats.org/officeDocument/2006/docPropsVTypes">
-  <Template>Normal</Template>
-  <TotalTime>170</TotalTime>
-  <Pages>14</Pages>
-  <Words>1835</Words>
-  <Characters>10465</Characters>
-  <Application>Microsoft Office Word</Application>
-  <DocSecurity>0</DocSecurity>
-  <Lines>87</Lines>
-  <Paragraphs>24</Paragraphs>
-  <ScaleCrop>false</ScaleCrop>
-  <Company>HP</Company>
-  <LinksUpToDate>false</LinksUpToDate>
-  <CharactersWithSpaces>12276</CharactersWithSpaces>
-  <SharedDoc>false</SharedDoc>
-  <HyperlinksChanged>false</HyperlinksChanged>
-  <AppVersion>16.0000</AppVersion>
-</Properties>
-</file>
-
-<file path=docProps\core.xml><?xml version="1.0" encoding="utf-8"?>
-<cp:coreProperties xmlns:cp="http://schemas.openxmlformats.org/package/2006/metadata/core-properties" xmlns:dc="http://purl.org/dc/elements/1.1/" xmlns:dcterms="http://purl.org/dc/terms/" xmlns:dcmitype="http://purl.org/dc/dcmitype/" xmlns:xsi="http://www.w3.org/2001/XMLSchema-instance">
-  <dc:title/>
-  <dc:subject/>
-  <dc:creator>kup ku</dc:creator>
-  <dc:description/>
-  <cp:lastModifiedBy>Горов Валера</cp:lastModifiedBy>
-  <cp:revision>38</cp:revision>
-  <dcterms:created xsi:type="dcterms:W3CDTF">2023-02-27T20:15:00Z</dcterms:created>
-  <dcterms:modified xsi:type="dcterms:W3CDTF">2026-06-05T04:10:00Z</dcterms:modified>
-  <dc:language>ru-RU</dc:language>
-</cp:coreProperties>
-</file>
-
-<file path=docProps\custom.xml><?xml version="1.0" encoding="utf-8"?>
-<Properties xmlns="http://schemas.openxmlformats.org/officeDocument/2006/custom-properties" xmlns:vt="http://schemas.openxmlformats.org/officeDocument/2006/docPropsVTypes">
-  <property fmtid="{D5CDD505-2E9C-101B-9397-08002B2CF9AE}" pid="2" name="HyperlinksChanged">
-    <vt:bool>false</vt:bool>
-  </property>
-  <property fmtid="{D5CDD505-2E9C-101B-9397-08002B2CF9AE}" pid="3" name="LinksUpToDate">
-    <vt:bool>false</vt:bool>
-  </property>
-  <property fmtid="{D5CDD505-2E9C-101B-9397-08002B2CF9AE}" pid="4" name="ScaleCrop">
-    <vt:bool>false</vt:bool>
-  </property>
-  <property fmtid="{D5CDD505-2E9C-101B-9397-08002B2CF9AE}" pid="5" name="ShareDoc">
-    <vt:bool>false</vt:bool>
-  </property>
-</Properties>
-</file>
-
-<file path=word\document.xml><?xml version="1.0" encoding="utf-8"?>
-<w:document xmlns:wpc="http://schemas.microsoft.com/office/word/2010/wordprocessingCanvas" xmlns:cx="http://schemas.microsoft.com/office/drawing/2014/chartex" xmlns:cx1="http://schemas.microsoft.com/office/drawing/2015/9/8/chartex" xmlns:cx2="http://schemas.microsoft.com/office/drawing/2015/10/21/chartex" xmlns:cx3="http://schemas.microsoft.com/office/drawing/2016/5/9/chartex" xmlns:cx4="http://schemas.microsoft.com/office/drawing/2016/5/10/chartex" xmlns:cx5="http://schemas.microsoft.com/office/drawing/2016/5/11/chartex" xmlns:cx6="http://schemas.microsoft.com/office/drawing/2016/5/12/chartex" xmlns:cx7="http://schemas.microsoft.com/office/drawing/2016/5/13/chartex" xmlns:cx8="http://schemas.microsoft.com/office/drawing/2016/5/14/chartex" xmlns:mc="http://schemas.openxmlformats.org/markup-compatibility/2006" xmlns:aink="http://schemas.microsoft.com/office/drawing/2016/ink" xmlns:am3d="http://schemas.microsoft.com/office/drawing/2017/model3d" xmlns:o="urn:schemas-microsoft-com:office:office" xmlns:r="http://schemas.openxmlformats.org/officeDocument/2006/relationships" xmlns:m="http://schemas.openxmlformats.org/officeDocument/2006/math" xmlns:v="urn:schemas-microsoft-com:vml" xmlns:wp14="http://schemas.microsoft.com/office/word/2010/wordprocessingDrawing" xmlns:wp="http://schemas.openxmlformats.org/drawingml/2006/wordprocessingDrawing" xmlns:w10="urn:schemas-microsoft-com:office:word" xmlns:w="http://schemas.openxmlformats.org/wordprocessingml/2006/main" xmlns:w14="http://schemas.microsoft.com/office/word/2010/wordml" xmlns:w15="http://schemas.microsoft.com/office/word/2012/wordml" xmlns:w16cid="http://schemas.microsoft.com/office/word/2016/wordml/cid" xmlns:w16se="http://schemas.microsoft.com/office/word/2015/wordml/symex" xmlns:wpg="http://schemas.microsoft.com/office/word/2010/wordprocessingGroup" xmlns:wpi="http://schemas.microsoft.com/office/word/2010/wordprocessingInk" xmlns:wne="http://schemas.microsoft.com/office/word/2006/wordml" xmlns:wps="http://schemas.microsoft.com/office/word/2010/wordprocessingShape" mc:Ignorable="w14 w15 w16se w16cid wp14">
+<file path=word/document.xml><?xml version="1.0" encoding="utf-8"?>
+<w:document xmlns:wpc="http://schemas.microsoft.com/office/word/2010/wordprocessingCanvas" xmlns:cx="http://schemas.microsoft.com/office/drawing/2014/chartex" xmlns:cx1="http://schemas.microsoft.com/office/drawing/2015/9/8/chartex" xmlns:cx2="http://schemas.microsoft.com/office/drawing/2015/10/21/chartex" xmlns:cx3="http://schemas.microsoft.com/office/drawing/2016/5/9/chartex" xmlns:cx4="http://schemas.microsoft.com/office/drawing/2016/5/10/chartex" xmlns:cx5="http://schemas.microsoft.com/office/drawing/2016/5/11/chartex" xmlns:cx6="http://schemas.microsoft.com/office/drawing/2016/5/12/chartex" xmlns:cx7="http://schemas.microsoft.com/office/drawing/2016/5/13/chartex" xmlns:cx8="http://schemas.microsoft.com/office/drawing/2016/5/14/chartex" xmlns:mc="http://schemas.openxmlformats.org/markup-compatibility/2006" xmlns:aink="http://schemas.microsoft.com/office/drawing/2016/ink" xmlns:am3d="http://schemas.microsoft.com/office/drawing/2017/model3d" xmlns:o="urn:schemas-microsoft-com:office:office" xmlns:oel="http://schemas.microsoft.com/office/2019/extlst" xmlns:r="http://schemas.openxmlformats.org/officeDocument/2006/relationships" xmlns:m="http://schemas.openxmlformats.org/officeDocument/2006/math" xmlns:v="urn:schemas-microsoft-com:vml" xmlns:wp14="http://schemas.microsoft.com/office/word/2010/wordprocessingDrawing" xmlns:wp="http://schemas.openxmlformats.org/drawingml/2006/wordprocessingDrawing" xmlns:w10="urn:schemas-microsoft-com:office:word" xmlns:w="http://schemas.openxmlformats.org/wordprocessingml/2006/main" xmlns:w14="http://schemas.microsoft.com/office/word/2010/wordml" xmlns:w15="http://schemas.microsoft.com/office/word/2012/wordml" xmlns:w16cex="http://schemas.microsoft.com/office/word/2018/wordml/cex" xmlns:w16cid="http://schemas.microsoft.com/office/word/2016/wordml/cid" xmlns:w16="http://schemas.microsoft.com/office/word/2018/wordml" xmlns:w16sdtdh="http://schemas.microsoft.com/office/word/2020/wordml/sdtdatahash" xmlns:w16se="http://schemas.microsoft.com/office/word/2015/wordml/symex" xmlns:wpg="http://schemas.microsoft.com/office/word/2010/wordprocessingGroup" xmlns:wpi="http://schemas.microsoft.com/office/word/2010/wordprocessingInk" xmlns:wne="http://schemas.microsoft.com/office/word/2006/wordml" xmlns:wps="http://schemas.microsoft.com/office/word/2010/wordprocessingShape" mc:Ignorable="w14 w15 w16se w16cid w16 w16cex w16sdtdh wp14">
   <w:body>
     <w:p>
       <w:pPr>
@@ -221,7 +154,21 @@
           <w:rFonts w:cs="Times New Roman"/>
           <w:szCs w:val="28"/>
         </w:rPr>
-        <w:t>Принял: Володина О.В.</w:t>
+        <w:t xml:space="preserve">Принял: </w:t>
+      </w:r>
+      <w:r>
+        <w:rPr>
+          <w:rFonts w:cs="Times New Roman"/>
+          <w:szCs w:val="28"/>
+        </w:rPr>
+        <w:t>Баринов В.Р</w:t>
+      </w:r>
+      <w:r>
+        <w:rPr>
+          <w:rFonts w:cs="Times New Roman"/>
+          <w:szCs w:val="28"/>
+        </w:rPr>
+        <w:t>.</w:t>
       </w:r>
     </w:p>
     <w:p>
@@ -1727,6 +1674,7 @@
         <w:jc w:val="both"/>
       </w:pPr>
       <w:r>
+        <w:lastRenderedPageBreak/>
         <w:t>Такой подход делает проект заметно более переносимым. При наличии `XAMPP` и работающего `MySQL` сайт использует привычную серверную БД, а при отсутствии настроенной базы может автоматически создать нужную структуру или перейти на локальный `SQLite`-файл. Благодаря этому проект запускается не только на одной конкретной машине, но и на других устройствах с минимальной настройкой окружения.</w:t>
       </w:r>
     </w:p>
@@ -1736,7 +1684,7 @@
         <w:spacing w:before="0"/>
         <w:jc w:val="both"/>
       </w:pPr>
-      <w:bookmarkStart w:id="5" w:name="_Toc231535800"/>
+      <w:bookmarkStart w:id="4" w:name="_Toc231535800"/>
       <w:r>
         <w:rPr>
           <w:rFonts w:cs="Times New Roman"/>
@@ -1744,7 +1692,7 @@
         </w:rPr>
         <w:t>1.4. Роль динамического контента и серверных расчётов</w:t>
       </w:r>
-      <w:bookmarkEnd w:id="5"/>
+      <w:bookmarkEnd w:id="4"/>
     </w:p>
     <w:p>
       <w:pPr>
@@ -1779,7 +1727,7 @@
         <w:spacing w:before="0" w:after="120" w:line="360" w:lineRule="auto"/>
         <w:jc w:val="both"/>
       </w:pPr>
-      <w:bookmarkStart w:id="6" w:name="_Toc231535801"/>
+      <w:bookmarkStart w:id="5" w:name="_Toc231535801"/>
       <w:r>
         <w:rPr>
           <w:rFonts w:cs="Times New Roman"/>
@@ -1788,7 +1736,7 @@
         <w:lastRenderedPageBreak/>
         <w:t>Глава 2. Практическая часть</w:t>
       </w:r>
-      <w:bookmarkEnd w:id="6"/>
+      <w:bookmarkEnd w:id="5"/>
     </w:p>
     <w:p>
       <w:pPr>
@@ -1796,7 +1744,7 @@
         <w:spacing w:before="0"/>
         <w:jc w:val="both"/>
       </w:pPr>
-      <w:bookmarkStart w:id="7" w:name="_Toc231535802"/>
+      <w:bookmarkStart w:id="6" w:name="_Toc231535802"/>
       <w:r>
         <w:rPr>
           <w:rFonts w:cs="Times New Roman"/>
@@ -1804,7 +1752,7 @@
         </w:rPr>
         <w:t>2.1. Назначение и общая характеристика сайта</w:t>
       </w:r>
-      <w:bookmarkEnd w:id="7"/>
+      <w:bookmarkEnd w:id="6"/>
     </w:p>
     <w:p>
       <w:pPr>
@@ -1912,7 +1860,7 @@
         <w:spacing w:before="0"/>
         <w:jc w:val="both"/>
       </w:pPr>
-      <w:bookmarkStart w:id="8" w:name="_Toc231535803"/>
+      <w:bookmarkStart w:id="7" w:name="_Toc231535803"/>
       <w:r>
         <w:rPr>
           <w:rFonts w:cs="Times New Roman"/>
@@ -1920,7 +1868,7 @@
         </w:rPr>
         <w:t>2.2. Структура проекта и маршрутизация</w:t>
       </w:r>
-      <w:bookmarkEnd w:id="8"/>
+      <w:bookmarkEnd w:id="7"/>
     </w:p>
     <w:p>
       <w:pPr>
@@ -2150,7 +2098,7 @@
         <w:spacing w:before="0"/>
         <w:jc w:val="both"/>
       </w:pPr>
-      <w:bookmarkStart w:id="9" w:name="_Toc231535804"/>
+      <w:bookmarkStart w:id="8" w:name="_Toc231535804"/>
       <w:r>
         <w:rPr>
           <w:rFonts w:cs="Times New Roman"/>
@@ -2158,7 +2106,7 @@
         </w:rPr>
         <w:t>2.3. Реализация пользовательской части сайта</w:t>
       </w:r>
-      <w:bookmarkEnd w:id="9"/>
+      <w:bookmarkEnd w:id="8"/>
     </w:p>
     <w:p>
       <w:pPr>
@@ -2287,7 +2235,7 @@
         <w:spacing w:before="0"/>
         <w:jc w:val="both"/>
       </w:pPr>
-      <w:bookmarkStart w:id="10" w:name="_Toc231535805"/>
+      <w:bookmarkStart w:id="9" w:name="_Toc231535805"/>
       <w:r>
         <w:rPr>
           <w:rFonts w:cs="Times New Roman"/>
@@ -2295,7 +2243,7 @@
         </w:rPr>
         <w:t>2.4. Реализация калькулятора учебной нагрузки</w:t>
       </w:r>
-      <w:bookmarkEnd w:id="10"/>
+      <w:bookmarkEnd w:id="9"/>
     </w:p>
     <w:p>
       <w:pPr>
@@ -2404,7 +2352,7 @@
         <w:spacing w:before="0"/>
         <w:jc w:val="both"/>
       </w:pPr>
-      <w:bookmarkStart w:id="11" w:name="_Toc231535806"/>
+      <w:bookmarkStart w:id="10" w:name="_Toc231535806"/>
       <w:r>
         <w:rPr>
           <w:rFonts w:cs="Times New Roman"/>
@@ -2412,7 +2360,7 @@
         </w:rPr>
         <w:t>2.5. Реализация управления материалами</w:t>
       </w:r>
-      <w:bookmarkEnd w:id="11"/>
+      <w:bookmarkEnd w:id="10"/>
     </w:p>
     <w:p>
       <w:pPr>
@@ -2508,7 +2456,7 @@
         <w:spacing w:before="0"/>
         <w:jc w:val="both"/>
       </w:pPr>
-      <w:bookmarkStart w:id="12" w:name="_Toc231535807"/>
+      <w:bookmarkStart w:id="11" w:name="_Toc231535807"/>
       <w:r>
         <w:rPr>
           <w:rFonts w:cs="Times New Roman"/>
@@ -2516,7 +2464,7 @@
         </w:rPr>
         <w:t>2.6. Используемые технологии и среда разработки</w:t>
       </w:r>
-      <w:bookmarkEnd w:id="12"/>
+      <w:bookmarkEnd w:id="11"/>
     </w:p>
     <w:p>
       <w:pPr>
@@ -2619,7 +2567,7 @@
         <w:spacing w:before="0" w:after="120" w:line="360" w:lineRule="auto"/>
         <w:jc w:val="both"/>
       </w:pPr>
-      <w:bookmarkStart w:id="13" w:name="_Toc231535808"/>
+      <w:bookmarkStart w:id="12" w:name="_Toc231535808"/>
       <w:r>
         <w:rPr>
           <w:rFonts w:cs="Times New Roman"/>
@@ -2628,7 +2576,7 @@
         <w:lastRenderedPageBreak/>
         <w:t>Заключение</w:t>
       </w:r>
-      <w:bookmarkEnd w:id="13"/>
+      <w:bookmarkEnd w:id="12"/>
     </w:p>
     <w:p>
       <w:pPr>
@@ -2672,7 +2620,7 @@
         <w:spacing w:before="0" w:after="120" w:line="360" w:lineRule="auto"/>
         <w:jc w:val="both"/>
       </w:pPr>
-      <w:bookmarkStart w:id="14" w:name="_Toc231535809"/>
+      <w:bookmarkStart w:id="13" w:name="_Toc231535809"/>
       <w:r>
         <w:rPr>
           <w:rFonts w:cs="Times New Roman"/>
@@ -2681,7 +2629,7 @@
         <w:lastRenderedPageBreak/>
         <w:t>Список использованной литературы</w:t>
       </w:r>
-      <w:bookmarkEnd w:id="14"/>
+      <w:bookmarkEnd w:id="13"/>
     </w:p>
     <w:p>
       <w:pPr>
@@ -2793,6 +2741,7 @@
         <w:rPr>
           <w:rFonts w:cs="Times New Roman"/>
           <w:szCs w:val="28"/>
+          <w:lang w:val="en-US"/>
         </w:rPr>
         <w:t>2</w:t>
       </w:r>
@@ -2840,6 +2789,7 @@
         <w:rPr>
           <w:rFonts w:cs="Times New Roman"/>
           <w:szCs w:val="28"/>
+          <w:lang w:val="en-US"/>
         </w:rPr>
         <w:t>3</w:t>
       </w:r>
@@ -2909,6 +2859,7 @@
         <w:rPr>
           <w:rFonts w:cs="Times New Roman"/>
           <w:szCs w:val="28"/>
+          <w:lang w:val="en-US"/>
         </w:rPr>
         <w:t>4</w:t>
       </w:r>
@@ -2956,6 +2907,7 @@
         <w:rPr>
           <w:rFonts w:cs="Times New Roman"/>
           <w:szCs w:val="28"/>
+          <w:lang w:val="en-US"/>
         </w:rPr>
         <w:t>5</w:t>
       </w:r>
@@ -3027,8 +2979,6 @@
         </w:rPr>
         <w:t>6</w:t>
       </w:r>
-      <w:bookmarkStart w:id="15" w:name="_GoBack"/>
-      <w:bookmarkEnd w:id="15"/>
       <w:r>
         <w:rPr>
           <w:rFonts w:cs="Times New Roman"/>
@@ -3052,8 +3002,8 @@
 </w:document>
 </file>
 
-<file path=word\endnotes.xml><?xml version="1.0" encoding="utf-8"?>
-<w:endnotes xmlns:wpc="http://schemas.microsoft.com/office/word/2010/wordprocessingCanvas" xmlns:cx="http://schemas.microsoft.com/office/drawing/2014/chartex" xmlns:cx1="http://schemas.microsoft.com/office/drawing/2015/9/8/chartex" xmlns:cx2="http://schemas.microsoft.com/office/drawing/2015/10/21/chartex" xmlns:cx3="http://schemas.microsoft.com/office/drawing/2016/5/9/chartex" xmlns:cx4="http://schemas.microsoft.com/office/drawing/2016/5/10/chartex" xmlns:cx5="http://schemas.microsoft.com/office/drawing/2016/5/11/chartex" xmlns:cx6="http://schemas.microsoft.com/office/drawing/2016/5/12/chartex" xmlns:cx7="http://schemas.microsoft.com/office/drawing/2016/5/13/chartex" xmlns:cx8="http://schemas.microsoft.com/office/drawing/2016/5/14/chartex" xmlns:mc="http://schemas.openxmlformats.org/markup-compatibility/2006" xmlns:aink="http://schemas.microsoft.com/office/drawing/2016/ink" xmlns:am3d="http://schemas.microsoft.com/office/drawing/2017/model3d" xmlns:o="urn:schemas-microsoft-com:office:office" xmlns:r="http://schemas.openxmlformats.org/officeDocument/2006/relationships" xmlns:m="http://schemas.openxmlformats.org/officeDocument/2006/math" xmlns:v="urn:schemas-microsoft-com:vml" xmlns:wp14="http://schemas.microsoft.com/office/word/2010/wordprocessingDrawing" xmlns:wp="http://schemas.openxmlformats.org/drawingml/2006/wordprocessingDrawing" xmlns:w10="urn:schemas-microsoft-com:office:word" xmlns:w="http://schemas.openxmlformats.org/wordprocessingml/2006/main" xmlns:w14="http://schemas.microsoft.com/office/word/2010/wordml" xmlns:w15="http://schemas.microsoft.com/office/word/2012/wordml" xmlns:w16cid="http://schemas.microsoft.com/office/word/2016/wordml/cid" xmlns:w16se="http://schemas.microsoft.com/office/word/2015/wordml/symex" xmlns:wpg="http://schemas.microsoft.com/office/word/2010/wordprocessingGroup" xmlns:wpi="http://schemas.microsoft.com/office/word/2010/wordprocessingInk" xmlns:wne="http://schemas.microsoft.com/office/word/2006/wordml" xmlns:wps="http://schemas.microsoft.com/office/word/2010/wordprocessingShape" mc:Ignorable="w14 w15 w16se w16cid wp14">
+<file path=word/endnotes.xml><?xml version="1.0" encoding="utf-8"?>
+<w:endnotes xmlns:wpc="http://schemas.microsoft.com/office/word/2010/wordprocessingCanvas" xmlns:cx="http://schemas.microsoft.com/office/drawing/2014/chartex" xmlns:cx1="http://schemas.microsoft.com/office/drawing/2015/9/8/chartex" xmlns:cx2="http://schemas.microsoft.com/office/drawing/2015/10/21/chartex" xmlns:cx3="http://schemas.microsoft.com/office/drawing/2016/5/9/chartex" xmlns:cx4="http://schemas.microsoft.com/office/drawing/2016/5/10/chartex" xmlns:cx5="http://schemas.microsoft.com/office/drawing/2016/5/11/chartex" xmlns:cx6="http://schemas.microsoft.com/office/drawing/2016/5/12/chartex" xmlns:cx7="http://schemas.microsoft.com/office/drawing/2016/5/13/chartex" xmlns:cx8="http://schemas.microsoft.com/office/drawing/2016/5/14/chartex" xmlns:mc="http://schemas.openxmlformats.org/markup-compatibility/2006" xmlns:aink="http://schemas.microsoft.com/office/drawing/2016/ink" xmlns:am3d="http://schemas.microsoft.com/office/drawing/2017/model3d" xmlns:o="urn:schemas-microsoft-com:office:office" xmlns:oel="http://schemas.microsoft.com/office/2019/extlst" xmlns:r="http://schemas.openxmlformats.org/officeDocument/2006/relationships" xmlns:m="http://schemas.openxmlformats.org/officeDocument/2006/math" xmlns:v="urn:schemas-microsoft-com:vml" xmlns:wp14="http://schemas.microsoft.com/office/word/2010/wordprocessingDrawing" xmlns:wp="http://schemas.openxmlformats.org/drawingml/2006/wordprocessingDrawing" xmlns:w10="urn:schemas-microsoft-com:office:word" xmlns:w="http://schemas.openxmlformats.org/wordprocessingml/2006/main" xmlns:w14="http://schemas.microsoft.com/office/word/2010/wordml" xmlns:w15="http://schemas.microsoft.com/office/word/2012/wordml" xmlns:w16cex="http://schemas.microsoft.com/office/word/2018/wordml/cex" xmlns:w16cid="http://schemas.microsoft.com/office/word/2016/wordml/cid" xmlns:w16="http://schemas.microsoft.com/office/word/2018/wordml" xmlns:w16sdtdh="http://schemas.microsoft.com/office/word/2020/wordml/sdtdatahash" xmlns:w16se="http://schemas.microsoft.com/office/word/2015/wordml/symex" xmlns:wpg="http://schemas.microsoft.com/office/word/2010/wordprocessingGroup" xmlns:wpi="http://schemas.microsoft.com/office/word/2010/wordprocessingInk" xmlns:wne="http://schemas.microsoft.com/office/word/2006/wordml" xmlns:wps="http://schemas.microsoft.com/office/word/2010/wordprocessingShape" mc:Ignorable="w14 w15 w16se w16cid w16 w16cex w16sdtdh wp14">
   <w:endnote w:type="separator" w:id="-1">
     <w:p>
       <w:pPr>
@@ -3077,68 +3027,8 @@
 </w:endnotes>
 </file>
 
-<file path=word\fontTable.xml><?xml version="1.0" encoding="utf-8"?>
-<w:fonts xmlns:mc="http://schemas.openxmlformats.org/markup-compatibility/2006" xmlns:r="http://schemas.openxmlformats.org/officeDocument/2006/relationships" xmlns:w="http://schemas.openxmlformats.org/wordprocessingml/2006/main" xmlns:w14="http://schemas.microsoft.com/office/word/2010/wordml" xmlns:w15="http://schemas.microsoft.com/office/word/2012/wordml" xmlns:w16cid="http://schemas.microsoft.com/office/word/2016/wordml/cid" xmlns:w16se="http://schemas.microsoft.com/office/word/2015/wordml/symex" mc:Ignorable="w14 w15 w16se w16cid">
-  <w:font w:name="Arial">
-    <w:panose1 w:val="020B0604020202020204"/>
-    <w:charset w:val="CC"/>
-    <w:family w:val="swiss"/>
-    <w:pitch w:val="variable"/>
-    <w:sig w:usb0="E0002EFF" w:usb1="C000785B" w:usb2="00000009" w:usb3="00000000" w:csb0="000001FF" w:csb1="00000000"/>
-  </w:font>
-  <w:font w:name="Times New Roman">
-    <w:panose1 w:val="02020603050405020304"/>
-    <w:charset w:val="CC"/>
-    <w:family w:val="roman"/>
-    <w:pitch w:val="variable"/>
-    <w:sig w:usb0="E0002EFF" w:usb1="C000785B" w:usb2="00000009" w:usb3="00000000" w:csb0="000001FF" w:csb1="00000000"/>
-  </w:font>
-  <w:font w:name="Calibri Light">
-    <w:panose1 w:val="020F0302020204030204"/>
-    <w:charset w:val="CC"/>
-    <w:family w:val="swiss"/>
-    <w:pitch w:val="variable"/>
-    <w:sig w:usb0="E4002EFF" w:usb1="C000247B" w:usb2="00000009" w:usb3="00000000" w:csb0="000001FF" w:csb1="00000000"/>
-  </w:font>
-  <w:font w:name="Liberation Sans">
-    <w:altName w:val="Arial"/>
-    <w:charset w:val="01"/>
-    <w:family w:val="roman"/>
-    <w:pitch w:val="variable"/>
-  </w:font>
-  <w:font w:name="Microsoft YaHei">
-    <w:panose1 w:val="020B0503020204020204"/>
-    <w:charset w:val="86"/>
-    <w:family w:val="swiss"/>
-    <w:pitch w:val="variable"/>
-    <w:sig w:usb0="80000287" w:usb1="2ACF3C50" w:usb2="00000016" w:usb3="00000000" w:csb0="0004001F" w:csb1="00000000"/>
-  </w:font>
-  <w:font w:name="Lucida Sans">
-    <w:altName w:val="Lucida Sans"/>
-    <w:charset w:val="00"/>
-    <w:family w:val="swiss"/>
-    <w:pitch w:val="variable"/>
-    <w:sig w:usb0="00000003" w:usb1="00000000" w:usb2="00000000" w:usb3="00000000" w:csb0="00000001" w:csb1="00000000"/>
-  </w:font>
-  <w:font w:name="Calibri">
-    <w:panose1 w:val="020F0502020204030204"/>
-    <w:charset w:val="CC"/>
-    <w:family w:val="swiss"/>
-    <w:pitch w:val="variable"/>
-    <w:sig w:usb0="E4002EFF" w:usb1="C000247B" w:usb2="00000009" w:usb3="00000000" w:csb0="000001FF" w:csb1="00000000"/>
-  </w:font>
-  <w:font w:name="Tahoma">
-    <w:panose1 w:val="020B0604030504040204"/>
-    <w:charset w:val="CC"/>
-    <w:family w:val="swiss"/>
-    <w:pitch w:val="variable"/>
-    <w:sig w:usb0="E1002EFF" w:usb1="C000605B" w:usb2="00000029" w:usb3="00000000" w:csb0="000101FF" w:csb1="00000000"/>
-  </w:font>
-</w:fonts>
-</file>
-
-<file path=word\footer1.xml><?xml version="1.0" encoding="utf-8"?>
-<w:ftr xmlns:wpc="http://schemas.microsoft.com/office/word/2010/wordprocessingCanvas" xmlns:cx="http://schemas.microsoft.com/office/drawing/2014/chartex" xmlns:cx1="http://schemas.microsoft.com/office/drawing/2015/9/8/chartex" xmlns:cx2="http://schemas.microsoft.com/office/drawing/2015/10/21/chartex" xmlns:cx3="http://schemas.microsoft.com/office/drawing/2016/5/9/chartex" xmlns:cx4="http://schemas.microsoft.com/office/drawing/2016/5/10/chartex" xmlns:cx5="http://schemas.microsoft.com/office/drawing/2016/5/11/chartex" xmlns:cx6="http://schemas.microsoft.com/office/drawing/2016/5/12/chartex" xmlns:cx7="http://schemas.microsoft.com/office/drawing/2016/5/13/chartex" xmlns:cx8="http://schemas.microsoft.com/office/drawing/2016/5/14/chartex" xmlns:mc="http://schemas.openxmlformats.org/markup-compatibility/2006" xmlns:aink="http://schemas.microsoft.com/office/drawing/2016/ink" xmlns:am3d="http://schemas.microsoft.com/office/drawing/2017/model3d" xmlns:o="urn:schemas-microsoft-com:office:office" xmlns:r="http://schemas.openxmlformats.org/officeDocument/2006/relationships" xmlns:m="http://schemas.openxmlformats.org/officeDocument/2006/math" xmlns:v="urn:schemas-microsoft-com:vml" xmlns:wp14="http://schemas.microsoft.com/office/word/2010/wordprocessingDrawing" xmlns:wp="http://schemas.openxmlformats.org/drawingml/2006/wordprocessingDrawing" xmlns:w10="urn:schemas-microsoft-com:office:word" xmlns:w="http://schemas.openxmlformats.org/wordprocessingml/2006/main" xmlns:w14="http://schemas.microsoft.com/office/word/2010/wordml" xmlns:w15="http://schemas.microsoft.com/office/word/2012/wordml" xmlns:w16cid="http://schemas.microsoft.com/office/word/2016/wordml/cid" xmlns:w16se="http://schemas.microsoft.com/office/word/2015/wordml/symex" xmlns:wpg="http://schemas.microsoft.com/office/word/2010/wordprocessingGroup" xmlns:wpi="http://schemas.microsoft.com/office/word/2010/wordprocessingInk" xmlns:wne="http://schemas.microsoft.com/office/word/2006/wordml" xmlns:wps="http://schemas.microsoft.com/office/word/2010/wordprocessingShape" mc:Ignorable="w14 w15 w16se w16cid wp14">
+<file path=word/footer1.xml><?xml version="1.0" encoding="utf-8"?>
+<w:ftr xmlns:wpc="http://schemas.microsoft.com/office/word/2010/wordprocessingCanvas" xmlns:cx="http://schemas.microsoft.com/office/drawing/2014/chartex" xmlns:cx1="http://schemas.microsoft.com/office/drawing/2015/9/8/chartex" xmlns:cx2="http://schemas.microsoft.com/office/drawing/2015/10/21/chartex" xmlns:cx3="http://schemas.microsoft.com/office/drawing/2016/5/9/chartex" xmlns:cx4="http://schemas.microsoft.com/office/drawing/2016/5/10/chartex" xmlns:cx5="http://schemas.microsoft.com/office/drawing/2016/5/11/chartex" xmlns:cx6="http://schemas.microsoft.com/office/drawing/2016/5/12/chartex" xmlns:cx7="http://schemas.microsoft.com/office/drawing/2016/5/13/chartex" xmlns:cx8="http://schemas.microsoft.com/office/drawing/2016/5/14/chartex" xmlns:mc="http://schemas.openxmlformats.org/markup-compatibility/2006" xmlns:aink="http://schemas.microsoft.com/office/drawing/2016/ink" xmlns:am3d="http://schemas.microsoft.com/office/drawing/2017/model3d" xmlns:o="urn:schemas-microsoft-com:office:office" xmlns:oel="http://schemas.microsoft.com/office/2019/extlst" xmlns:r="http://schemas.openxmlformats.org/officeDocument/2006/relationships" xmlns:m="http://schemas.openxmlformats.org/officeDocument/2006/math" xmlns:v="urn:schemas-microsoft-com:vml" xmlns:wp14="http://schemas.microsoft.com/office/word/2010/wordprocessingDrawing" xmlns:wp="http://schemas.openxmlformats.org/drawingml/2006/wordprocessingDrawing" xmlns:w10="urn:schemas-microsoft-com:office:word" xmlns:w="http://schemas.openxmlformats.org/wordprocessingml/2006/main" xmlns:w14="http://schemas.microsoft.com/office/word/2010/wordml" xmlns:w15="http://schemas.microsoft.com/office/word/2012/wordml" xmlns:w16cex="http://schemas.microsoft.com/office/word/2018/wordml/cex" xmlns:w16cid="http://schemas.microsoft.com/office/word/2016/wordml/cid" xmlns:w16="http://schemas.microsoft.com/office/word/2018/wordml" xmlns:w16sdtdh="http://schemas.microsoft.com/office/word/2020/wordml/sdtdatahash" xmlns:w16se="http://schemas.microsoft.com/office/word/2015/wordml/symex" xmlns:wpg="http://schemas.microsoft.com/office/word/2010/wordprocessingGroup" xmlns:wpi="http://schemas.microsoft.com/office/word/2010/wordprocessingInk" xmlns:wne="http://schemas.microsoft.com/office/word/2006/wordml" xmlns:wps="http://schemas.microsoft.com/office/word/2010/wordprocessingShape" mc:Ignorable="w14 w15 w16se w16cid w16 w16cex w16sdtdh wp14">
   <w:p>
     <w:pPr>
       <w:tabs>
@@ -3170,8 +3060,8 @@
 </w:ftr>
 </file>
 
-<file path=word\footer2.xml><?xml version="1.0" encoding="utf-8"?>
-<w:ftr xmlns:wpc="http://schemas.microsoft.com/office/word/2010/wordprocessingCanvas" xmlns:cx="http://schemas.microsoft.com/office/drawing/2014/chartex" xmlns:cx1="http://schemas.microsoft.com/office/drawing/2015/9/8/chartex" xmlns:cx2="http://schemas.microsoft.com/office/drawing/2015/10/21/chartex" xmlns:cx3="http://schemas.microsoft.com/office/drawing/2016/5/9/chartex" xmlns:cx4="http://schemas.microsoft.com/office/drawing/2016/5/10/chartex" xmlns:cx5="http://schemas.microsoft.com/office/drawing/2016/5/11/chartex" xmlns:cx6="http://schemas.microsoft.com/office/drawing/2016/5/12/chartex" xmlns:cx7="http://schemas.microsoft.com/office/drawing/2016/5/13/chartex" xmlns:cx8="http://schemas.microsoft.com/office/drawing/2016/5/14/chartex" xmlns:mc="http://schemas.openxmlformats.org/markup-compatibility/2006" xmlns:aink="http://schemas.microsoft.com/office/drawing/2016/ink" xmlns:am3d="http://schemas.microsoft.com/office/drawing/2017/model3d" xmlns:o="urn:schemas-microsoft-com:office:office" xmlns:r="http://schemas.openxmlformats.org/officeDocument/2006/relationships" xmlns:m="http://schemas.openxmlformats.org/officeDocument/2006/math" xmlns:v="urn:schemas-microsoft-com:vml" xmlns:wp14="http://schemas.microsoft.com/office/word/2010/wordprocessingDrawing" xmlns:wp="http://schemas.openxmlformats.org/drawingml/2006/wordprocessingDrawing" xmlns:w10="urn:schemas-microsoft-com:office:word" xmlns:w="http://schemas.openxmlformats.org/wordprocessingml/2006/main" xmlns:w14="http://schemas.microsoft.com/office/word/2010/wordml" xmlns:w15="http://schemas.microsoft.com/office/word/2012/wordml" xmlns:w16cid="http://schemas.microsoft.com/office/word/2016/wordml/cid" xmlns:w16se="http://schemas.microsoft.com/office/word/2015/wordml/symex" xmlns:wpg="http://schemas.microsoft.com/office/word/2010/wordprocessingGroup" xmlns:wpi="http://schemas.microsoft.com/office/word/2010/wordprocessingInk" xmlns:wne="http://schemas.microsoft.com/office/word/2006/wordml" xmlns:wps="http://schemas.microsoft.com/office/word/2010/wordprocessingShape" mc:Ignorable="w14 w15 w16se w16cid wp14">
+<file path=word/footer2.xml><?xml version="1.0" encoding="utf-8"?>
+<w:ftr xmlns:wpc="http://schemas.microsoft.com/office/word/2010/wordprocessingCanvas" xmlns:cx="http://schemas.microsoft.com/office/drawing/2014/chartex" xmlns:cx1="http://schemas.microsoft.com/office/drawing/2015/9/8/chartex" xmlns:cx2="http://schemas.microsoft.com/office/drawing/2015/10/21/chartex" xmlns:cx3="http://schemas.microsoft.com/office/drawing/2016/5/9/chartex" xmlns:cx4="http://schemas.microsoft.com/office/drawing/2016/5/10/chartex" xmlns:cx5="http://schemas.microsoft.com/office/drawing/2016/5/11/chartex" xmlns:cx6="http://schemas.microsoft.com/office/drawing/2016/5/12/chartex" xmlns:cx7="http://schemas.microsoft.com/office/drawing/2016/5/13/chartex" xmlns:cx8="http://schemas.microsoft.com/office/drawing/2016/5/14/chartex" xmlns:mc="http://schemas.openxmlformats.org/markup-compatibility/2006" xmlns:aink="http://schemas.microsoft.com/office/drawing/2016/ink" xmlns:am3d="http://schemas.microsoft.com/office/drawing/2017/model3d" xmlns:o="urn:schemas-microsoft-com:office:office" xmlns:oel="http://schemas.microsoft.com/office/2019/extlst" xmlns:r="http://schemas.openxmlformats.org/officeDocument/2006/relationships" xmlns:m="http://schemas.openxmlformats.org/officeDocument/2006/math" xmlns:v="urn:schemas-microsoft-com:vml" xmlns:wp14="http://schemas.microsoft.com/office/word/2010/wordprocessingDrawing" xmlns:wp="http://schemas.openxmlformats.org/drawingml/2006/wordprocessingDrawing" xmlns:w10="urn:schemas-microsoft-com:office:word" xmlns:w="http://schemas.openxmlformats.org/wordprocessingml/2006/main" xmlns:w14="http://schemas.microsoft.com/office/word/2010/wordml" xmlns:w15="http://schemas.microsoft.com/office/word/2012/wordml" xmlns:w16cex="http://schemas.microsoft.com/office/word/2018/wordml/cex" xmlns:w16cid="http://schemas.microsoft.com/office/word/2016/wordml/cid" xmlns:w16="http://schemas.microsoft.com/office/word/2018/wordml" xmlns:w16sdtdh="http://schemas.microsoft.com/office/word/2020/wordml/sdtdatahash" xmlns:w16se="http://schemas.microsoft.com/office/word/2015/wordml/symex" xmlns:wpg="http://schemas.microsoft.com/office/word/2010/wordprocessingGroup" xmlns:wpi="http://schemas.microsoft.com/office/word/2010/wordprocessingInk" xmlns:wne="http://schemas.microsoft.com/office/word/2006/wordml" xmlns:wps="http://schemas.microsoft.com/office/word/2010/wordprocessingShape" mc:Ignorable="w14 w15 w16se w16cid w16 w16cex w16sdtdh wp14">
   <w:p>
     <w:pPr>
       <w:tabs>
@@ -3209,8 +3099,8 @@
 </w:ftr>
 </file>
 
-<file path=word\footnotes.xml><?xml version="1.0" encoding="utf-8"?>
-<w:footnotes xmlns:wpc="http://schemas.microsoft.com/office/word/2010/wordprocessingCanvas" xmlns:cx="http://schemas.microsoft.com/office/drawing/2014/chartex" xmlns:cx1="http://schemas.microsoft.com/office/drawing/2015/9/8/chartex" xmlns:cx2="http://schemas.microsoft.com/office/drawing/2015/10/21/chartex" xmlns:cx3="http://schemas.microsoft.com/office/drawing/2016/5/9/chartex" xmlns:cx4="http://schemas.microsoft.com/office/drawing/2016/5/10/chartex" xmlns:cx5="http://schemas.microsoft.com/office/drawing/2016/5/11/chartex" xmlns:cx6="http://schemas.microsoft.com/office/drawing/2016/5/12/chartex" xmlns:cx7="http://schemas.microsoft.com/office/drawing/2016/5/13/chartex" xmlns:cx8="http://schemas.microsoft.com/office/drawing/2016/5/14/chartex" xmlns:mc="http://schemas.openxmlformats.org/markup-compatibility/2006" xmlns:aink="http://schemas.microsoft.com/office/drawing/2016/ink" xmlns:am3d="http://schemas.microsoft.com/office/drawing/2017/model3d" xmlns:o="urn:schemas-microsoft-com:office:office" xmlns:r="http://schemas.openxmlformats.org/officeDocument/2006/relationships" xmlns:m="http://schemas.openxmlformats.org/officeDocument/2006/math" xmlns:v="urn:schemas-microsoft-com:vml" xmlns:wp14="http://schemas.microsoft.com/office/word/2010/wordprocessingDrawing" xmlns:wp="http://schemas.openxmlformats.org/drawingml/2006/wordprocessingDrawing" xmlns:w10="urn:schemas-microsoft-com:office:word" xmlns:w="http://schemas.openxmlformats.org/wordprocessingml/2006/main" xmlns:w14="http://schemas.microsoft.com/office/word/2010/wordml" xmlns:w15="http://schemas.microsoft.com/office/word/2012/wordml" xmlns:w16cid="http://schemas.microsoft.com/office/word/2016/wordml/cid" xmlns:w16se="http://schemas.microsoft.com/office/word/2015/wordml/symex" xmlns:wpg="http://schemas.microsoft.com/office/word/2010/wordprocessingGroup" xmlns:wpi="http://schemas.microsoft.com/office/word/2010/wordprocessingInk" xmlns:wne="http://schemas.microsoft.com/office/word/2006/wordml" xmlns:wps="http://schemas.microsoft.com/office/word/2010/wordprocessingShape" mc:Ignorable="w14 w15 w16se w16cid wp14">
+<file path=word/footnotes.xml><?xml version="1.0" encoding="utf-8"?>
+<w:footnotes xmlns:wpc="http://schemas.microsoft.com/office/word/2010/wordprocessingCanvas" xmlns:cx="http://schemas.microsoft.com/office/drawing/2014/chartex" xmlns:cx1="http://schemas.microsoft.com/office/drawing/2015/9/8/chartex" xmlns:cx2="http://schemas.microsoft.com/office/drawing/2015/10/21/chartex" xmlns:cx3="http://schemas.microsoft.com/office/drawing/2016/5/9/chartex" xmlns:cx4="http://schemas.microsoft.com/office/drawing/2016/5/10/chartex" xmlns:cx5="http://schemas.microsoft.com/office/drawing/2016/5/11/chartex" xmlns:cx6="http://schemas.microsoft.com/office/drawing/2016/5/12/chartex" xmlns:cx7="http://schemas.microsoft.com/office/drawing/2016/5/13/chartex" xmlns:cx8="http://schemas.microsoft.com/office/drawing/2016/5/14/chartex" xmlns:mc="http://schemas.openxmlformats.org/markup-compatibility/2006" xmlns:aink="http://schemas.microsoft.com/office/drawing/2016/ink" xmlns:am3d="http://schemas.microsoft.com/office/drawing/2017/model3d" xmlns:o="urn:schemas-microsoft-com:office:office" xmlns:oel="http://schemas.microsoft.com/office/2019/extlst" xmlns:r="http://schemas.openxmlformats.org/officeDocument/2006/relationships" xmlns:m="http://schemas.openxmlformats.org/officeDocument/2006/math" xmlns:v="urn:schemas-microsoft-com:vml" xmlns:wp14="http://schemas.microsoft.com/office/word/2010/wordprocessingDrawing" xmlns:wp="http://schemas.openxmlformats.org/drawingml/2006/wordprocessingDrawing" xmlns:w10="urn:schemas-microsoft-com:office:word" xmlns:w="http://schemas.openxmlformats.org/wordprocessingml/2006/main" xmlns:w14="http://schemas.microsoft.com/office/word/2010/wordml" xmlns:w15="http://schemas.microsoft.com/office/word/2012/wordml" xmlns:w16cex="http://schemas.microsoft.com/office/word/2018/wordml/cex" xmlns:w16cid="http://schemas.microsoft.com/office/word/2016/wordml/cid" xmlns:w16="http://schemas.microsoft.com/office/word/2018/wordml" xmlns:w16sdtdh="http://schemas.microsoft.com/office/word/2020/wordml/sdtdatahash" xmlns:w16se="http://schemas.microsoft.com/office/word/2015/wordml/symex" xmlns:wpg="http://schemas.microsoft.com/office/word/2010/wordprocessingGroup" xmlns:wpi="http://schemas.microsoft.com/office/word/2010/wordprocessingInk" xmlns:wne="http://schemas.microsoft.com/office/word/2006/wordml" xmlns:wps="http://schemas.microsoft.com/office/word/2010/wordprocessingShape" mc:Ignorable="w14 w15 w16se w16cid w16 w16cex w16sdtdh wp14">
   <w:footnote w:type="separator" w:id="-1">
     <w:p>
       <w:pPr>
@@ -3234,8 +3124,8 @@
 </w:footnotes>
 </file>
 
-<file path=word\numbering.xml><?xml version="1.0" encoding="utf-8"?>
-<w:numbering xmlns:wpc="http://schemas.microsoft.com/office/word/2010/wordprocessingCanvas" xmlns:cx="http://schemas.microsoft.com/office/drawing/2014/chartex" xmlns:cx1="http://schemas.microsoft.com/office/drawing/2015/9/8/chartex" xmlns:cx2="http://schemas.microsoft.com/office/drawing/2015/10/21/chartex" xmlns:cx3="http://schemas.microsoft.com/office/drawing/2016/5/9/chartex" xmlns:cx4="http://schemas.microsoft.com/office/drawing/2016/5/10/chartex" xmlns:cx5="http://schemas.microsoft.com/office/drawing/2016/5/11/chartex" xmlns:cx6="http://schemas.microsoft.com/office/drawing/2016/5/12/chartex" xmlns:cx7="http://schemas.microsoft.com/office/drawing/2016/5/13/chartex" xmlns:cx8="http://schemas.microsoft.com/office/drawing/2016/5/14/chartex" xmlns:mc="http://schemas.openxmlformats.org/markup-compatibility/2006" xmlns:aink="http://schemas.microsoft.com/office/drawing/2016/ink" xmlns:am3d="http://schemas.microsoft.com/office/drawing/2017/model3d" xmlns:o="urn:schemas-microsoft-com:office:office" xmlns:r="http://schemas.openxmlformats.org/officeDocument/2006/relationships" xmlns:m="http://schemas.openxmlformats.org/officeDocument/2006/math" xmlns:v="urn:schemas-microsoft-com:vml" xmlns:wp14="http://schemas.microsoft.com/office/word/2010/wordprocessingDrawing" xmlns:wp="http://schemas.openxmlformats.org/drawingml/2006/wordprocessingDrawing" xmlns:w10="urn:schemas-microsoft-com:office:word" xmlns:w="http://schemas.openxmlformats.org/wordprocessingml/2006/main" xmlns:w14="http://schemas.microsoft.com/office/word/2010/wordml" xmlns:w15="http://schemas.microsoft.com/office/word/2012/wordml" xmlns:w16cid="http://schemas.microsoft.com/office/word/2016/wordml/cid" xmlns:w16se="http://schemas.microsoft.com/office/word/2015/wordml/symex" xmlns:wpg="http://schemas.microsoft.com/office/word/2010/wordprocessingGroup" xmlns:wpi="http://schemas.microsoft.com/office/word/2010/wordprocessingInk" xmlns:wne="http://schemas.microsoft.com/office/word/2006/wordml" xmlns:wps="http://schemas.microsoft.com/office/word/2010/wordprocessingShape" mc:Ignorable="w14 w15 w16se w16cid wp14">
+<file path=word/numbering.xml><?xml version="1.0" encoding="utf-8"?>
+<w:numbering xmlns:wpc="http://schemas.microsoft.com/office/word/2010/wordprocessingCanvas" xmlns:cx="http://schemas.microsoft.com/office/drawing/2014/chartex" xmlns:cx1="http://schemas.microsoft.com/office/drawing/2015/9/8/chartex" xmlns:cx2="http://schemas.microsoft.com/office/drawing/2015/10/21/chartex" xmlns:cx3="http://schemas.microsoft.com/office/drawing/2016/5/9/chartex" xmlns:cx4="http://schemas.microsoft.com/office/drawing/2016/5/10/chartex" xmlns:cx5="http://schemas.microsoft.com/office/drawing/2016/5/11/chartex" xmlns:cx6="http://schemas.microsoft.com/office/drawing/2016/5/12/chartex" xmlns:cx7="http://schemas.microsoft.com/office/drawing/2016/5/13/chartex" xmlns:cx8="http://schemas.microsoft.com/office/drawing/2016/5/14/chartex" xmlns:mc="http://schemas.openxmlformats.org/markup-compatibility/2006" xmlns:aink="http://schemas.microsoft.com/office/drawing/2016/ink" xmlns:am3d="http://schemas.microsoft.com/office/drawing/2017/model3d" xmlns:o="urn:schemas-microsoft-com:office:office" xmlns:oel="http://schemas.microsoft.com/office/2019/extlst" xmlns:r="http://schemas.openxmlformats.org/officeDocument/2006/relationships" xmlns:m="http://schemas.openxmlformats.org/officeDocument/2006/math" xmlns:v="urn:schemas-microsoft-com:vml" xmlns:wp14="http://schemas.microsoft.com/office/word/2010/wordprocessingDrawing" xmlns:wp="http://schemas.openxmlformats.org/drawingml/2006/wordprocessingDrawing" xmlns:w10="urn:schemas-microsoft-com:office:word" xmlns:w="http://schemas.openxmlformats.org/wordprocessingml/2006/main" xmlns:w14="http://schemas.microsoft.com/office/word/2010/wordml" xmlns:w15="http://schemas.microsoft.com/office/word/2012/wordml" xmlns:w16cex="http://schemas.microsoft.com/office/word/2018/wordml/cex" xmlns:w16cid="http://schemas.microsoft.com/office/word/2016/wordml/cid" xmlns:w16="http://schemas.microsoft.com/office/word/2018/wordml" xmlns:w16sdtdh="http://schemas.microsoft.com/office/word/2020/wordml/sdtdatahash" xmlns:w16se="http://schemas.microsoft.com/office/word/2015/wordml/symex" xmlns:wpg="http://schemas.microsoft.com/office/word/2010/wordprocessingGroup" xmlns:wpi="http://schemas.microsoft.com/office/word/2010/wordprocessingInk" xmlns:wne="http://schemas.microsoft.com/office/word/2006/wordml" xmlns:wps="http://schemas.microsoft.com/office/word/2010/wordprocessingShape" mc:Ignorable="w14 w15 w16se w16cid w16 w16cex w16sdtdh wp14">
   <w:abstractNum w:abstractNumId="0" w15:restartNumberingAfterBreak="0">
     <w:nsid w:val="248B277F"/>
     <w:multiLevelType w:val="multilevel"/>
@@ -3697,90 +3587,23 @@
       </w:pPr>
     </w:lvl>
   </w:abstractNum>
-  <w:num w:numId="1">
+  <w:num w:numId="1" w16cid:durableId="389039575">
     <w:abstractNumId w:val="0"/>
   </w:num>
-  <w:num w:numId="2">
+  <w:num w:numId="2" w16cid:durableId="702441538">
     <w:abstractNumId w:val="1"/>
   </w:num>
-  <w:num w:numId="3">
+  <w:num w:numId="3" w16cid:durableId="1024096314">
     <w:abstractNumId w:val="3"/>
   </w:num>
-  <w:num w:numId="4">
+  <w:num w:numId="4" w16cid:durableId="1882397912">
     <w:abstractNumId w:val="2"/>
   </w:num>
 </w:numbering>
 </file>
 
-<file path=word\settings.xml><?xml version="1.0" encoding="utf-8"?>
-<w:settings xmlns:mc="http://schemas.openxmlformats.org/markup-compatibility/2006" xmlns:o="urn:schemas-microsoft-com:office:office" xmlns:r="http://schemas.openxmlformats.org/officeDocument/2006/relationships" xmlns:m="http://schemas.openxmlformats.org/officeDocument/2006/math" xmlns:v="urn:schemas-microsoft-com:vml" xmlns:w10="urn:schemas-microsoft-com:office:word" xmlns:w="http://schemas.openxmlformats.org/wordprocessingml/2006/main" xmlns:w14="http://schemas.microsoft.com/office/word/2010/wordml" xmlns:w15="http://schemas.microsoft.com/office/word/2012/wordml" xmlns:w16cid="http://schemas.microsoft.com/office/word/2016/wordml/cid" xmlns:w16se="http://schemas.microsoft.com/office/word/2015/wordml/symex" xmlns:sl="http://schemas.openxmlformats.org/schemaLibrary/2006/main" mc:Ignorable="w14 w15 w16se w16cid">
-  <w:zoom w:percent="80"/>
-  <w:proofState w:spelling="clean" w:grammar="clean"/>
-  <w:mailMerge>
-    <w:mainDocumentType w:val="formLetters"/>
-    <w:dataType w:val="textFile"/>
-    <w:query w:val="SELECT * FROM Адреса4.dbo.Лист1$"/>
-  </w:mailMerge>
-  <w:defaultTabStop w:val="720"/>
-  <w:autoHyphenation/>
-  <w:characterSpacingControl w:val="doNotCompress"/>
-  <w:footnotePr>
-    <w:footnote w:id="-1"/>
-    <w:footnote w:id="0"/>
-  </w:footnotePr>
-  <w:endnotePr>
-    <w:endnote w:id="-1"/>
-    <w:endnote w:id="0"/>
-  </w:endnotePr>
-  <w:compat>
-    <w:compatSetting w:name="compatibilityMode" w:uri="http://schemas.microsoft.com/office/word" w:val="12"/>
-    <w:compatSetting w:name="overrideTableStyleFontSizeAndJustification" w:uri="http://schemas.microsoft.com/office/word" w:val="1"/>
-    <w:compatSetting w:name="enableOpenTypeFeatures" w:uri="http://schemas.microsoft.com/office/word" w:val="1"/>
-    <w:compatSetting w:name="doNotFlipMirrorIndents" w:uri="http://schemas.microsoft.com/office/word" w:val="1"/>
-    <w:compatSetting w:name="useWord2013TrackBottomHyphenation" w:uri="http://schemas.microsoft.com/office/word" w:val="1"/>
-  </w:compat>
-  <w:rsids>
-    <w:rsidRoot w:val="008836B4"/>
-    <w:rsid w:val="00225825"/>
-    <w:rsid w:val="0048291B"/>
-    <w:rsid w:val="00681CB1"/>
-    <w:rsid w:val="008836B4"/>
-    <w:rsid w:val="008A3047"/>
-    <w:rsid w:val="008E4C5D"/>
-    <w:rsid w:val="00952622"/>
-    <w:rsid w:val="00A001D5"/>
-    <w:rsid w:val="00D1381C"/>
-  </w:rsids>
-  <m:mathPr>
-    <m:mathFont m:val="Cambria Math"/>
-    <m:brkBin m:val="before"/>
-    <m:brkBinSub m:val="--"/>
-    <m:smallFrac m:val="0"/>
-    <m:dispDef/>
-    <m:lMargin m:val="0"/>
-    <m:rMargin m:val="0"/>
-    <m:defJc m:val="centerGroup"/>
-    <m:wrapIndent m:val="1440"/>
-    <m:intLim m:val="subSup"/>
-    <m:naryLim m:val="undOvr"/>
-  </m:mathPr>
-  <w:themeFontLang w:val="ru-RU" w:eastAsia="" w:bidi=""/>
-  <w:clrSchemeMapping w:bg1="light1" w:t1="dark1" w:bg2="light2" w:t2="dark2" w:accent1="accent1" w:accent2="accent2" w:accent3="accent3" w:accent4="accent4" w:accent5="accent5" w:accent6="accent6" w:hyperlink="hyperlink" w:followedHyperlink="followedHyperlink"/>
-  <w:shapeDefaults>
-    <o:shapedefaults v:ext="edit" spidmax="1026"/>
-    <o:shapelayout v:ext="edit">
-      <o:idmap v:ext="edit" data="1"/>
-    </o:shapelayout>
-  </w:shapeDefaults>
-  <w:decimalSymbol w:val=","/>
-  <w:listSeparator w:val=";"/>
-  <w14:docId w14:val="4EA01E83"/>
-  <w15:docId w15:val="{B189E6C6-2456-4496-831A-C3BBAB47AA7E}"/>
-</w:settings>
-</file>
-
-<file path=word\styles.xml><?xml version="1.0" encoding="utf-8"?>
-<w:styles xmlns:mc="http://schemas.openxmlformats.org/markup-compatibility/2006" xmlns:r="http://schemas.openxmlformats.org/officeDocument/2006/relationships" xmlns:w="http://schemas.openxmlformats.org/wordprocessingml/2006/main" xmlns:w14="http://schemas.microsoft.com/office/word/2010/wordml" xmlns:w15="http://schemas.microsoft.com/office/word/2012/wordml" xmlns:w16cid="http://schemas.microsoft.com/office/word/2016/wordml/cid" xmlns:w16se="http://schemas.microsoft.com/office/word/2015/wordml/symex" mc:Ignorable="w14 w15 w16se w16cid">
+<file path=word/styles.xml><?xml version="1.0" encoding="utf-8"?>
+<w:styles xmlns:mc="http://schemas.openxmlformats.org/markup-compatibility/2006" xmlns:r="http://schemas.openxmlformats.org/officeDocument/2006/relationships" xmlns:w="http://schemas.openxmlformats.org/wordprocessingml/2006/main" xmlns:w14="http://schemas.microsoft.com/office/word/2010/wordml" xmlns:w15="http://schemas.microsoft.com/office/word/2012/wordml" xmlns:w16cex="http://schemas.microsoft.com/office/word/2018/wordml/cex" xmlns:w16cid="http://schemas.microsoft.com/office/word/2016/wordml/cid" xmlns:w16="http://schemas.microsoft.com/office/word/2018/wordml" xmlns:w16sdtdh="http://schemas.microsoft.com/office/word/2020/wordml/sdtdatahash" xmlns:w16se="http://schemas.microsoft.com/office/word/2015/wordml/symex" mc:Ignorable="w14 w15 w16se w16cid w16 w16cex w16sdtdh">
   <w:docDefaults>
     <w:rPrDefault>
       <w:rPr>
@@ -3796,7 +3619,7 @@
       </w:pPr>
     </w:pPrDefault>
   </w:docDefaults>
-  <w:latentStyles w:defLockedState="0" w:defUIPriority="99" w:defSemiHidden="0" w:defUnhideWhenUsed="0" w:defQFormat="0" w:count="375">
+  <w:latentStyles w:defLockedState="0" w:defUIPriority="99" w:defSemiHidden="0" w:defUnhideWhenUsed="0" w:defQFormat="0" w:count="376">
     <w:lsdException w:name="Normal" w:uiPriority="0" w:qFormat="1"/>
     <w:lsdException w:name="heading 1" w:uiPriority="9" w:qFormat="1"/>
     <w:lsdException w:name="heading 2" w:semiHidden="1" w:uiPriority="9" w:unhideWhenUsed="1" w:qFormat="1"/>
@@ -4172,6 +3995,7 @@
     <w:lsdException w:name="Smart Hyperlink" w:semiHidden="1" w:unhideWhenUsed="1"/>
     <w:lsdException w:name="Hashtag" w:semiHidden="1" w:unhideWhenUsed="1"/>
     <w:lsdException w:name="Unresolved Mention" w:semiHidden="1" w:unhideWhenUsed="1"/>
+    <w:lsdException w:name="Smart Link" w:semiHidden="1" w:unhideWhenUsed="1"/>
   </w:latentStyles>
   <w:style w:type="paragraph" w:default="1" w:styleId="a">
     <w:name w:val="Normal"/>
@@ -4793,7 +4617,7 @@
 </w:styles>
 </file>
 
-<file path=word\theme\theme1.xml><?xml version="1.0" encoding="utf-8"?>
+<file path=word/theme/theme1.xml><?xml version="1.0" encoding="utf-8"?>
 <a:theme xmlns:a="http://schemas.openxmlformats.org/drawingml/2006/main" name="Тема Office">
   <a:themeElements>
     <a:clrScheme name="Стандартная">
@@ -4967,6 +4791,17 @@
 </a:theme>
 </file>
 
-<file path=word\webSettings.xml><?xml version="1.0" encoding="utf-8"?>
-<w:webSettings xmlns:mc="http://schemas.openxmlformats.org/markup-compatibility/2006" xmlns:r="http://schemas.openxmlformats.org/officeDocument/2006/relationships" xmlns:w="http://schemas.openxmlformats.org/wordprocessingml/2006/main" xmlns:w14="http://schemas.microsoft.com/office/word/2010/wordml" xmlns:w15="http://schemas.microsoft.com/office/word/2012/wordml" xmlns:w16cid="http://schemas.microsoft.com/office/word/2016/wordml/cid" xmlns:w16se="http://schemas.microsoft.com/office/word/2015/wordml/symex" mc:Ignorable="w14 w15 w16se w16cid"/>
+<file path=customXml/item1.xml><?xml version="1.0" encoding="utf-8"?>
+<go:gDocsCustomXmlDataStorage xmlns:go="http://customooxmlschemas.google.com/" xmlns:r="http://schemas.openxmlformats.org/officeDocument/2006/relationships" uri="GoogleDocsCustomDataVersion1">
+  <go:docsCustomData roundtripDataSignature="AMtx7miN2zI6P7mbZ/cbDNORlRu1MYhdew==">AMUW2mXfejHWQTfX96SlnGRtQLIQRJGvtC8KKVcnSp2bm7Rd7NT8QSSV91ksBxeXnR23dtF49aPipi8p7VC/n2xU4X7RwGaMBOzOPFkD9B3djbPWssePIRi+yF626J4uLiT+JHuxSToHf0Ljx3i1ad5oc7sUS5JdHTz7DY0sleqQu4Jy3MkkhH8K8O+CXoAq75CjFdU/D3iYUcUFOVOhwRtPMKhOOOAsl6F05XPhmnMziFrnkbwzalqh+xZoCsyQ8mtNw4DPV1HxxlAJmaqEpXyBQeTg2iMd4nILuT9CWnpTR00bMNF4hwGESvjaP4j1FEf2AJVVsQ0MGDqogDouVHEZz0fj51cLOE+6m5FpukcomkDy4NhRWwQ=</go:docsCustomData>
+</go:gDocsCustomXmlDataStorage>
+</file>
+
+<file path=customXml/itemProps1.xml><?xml version="1.0" encoding="utf-8"?>
+<ds:datastoreItem xmlns:ds="http://schemas.openxmlformats.org/officeDocument/2006/customXml" ds:itemID="{11111111-1234-1234-1234-123412341234}">
+  <ds:schemaRefs>
+    <ds:schemaRef ds:uri="http://customooxmlschemas.google.com/"/>
+    <ds:schemaRef ds:uri="http://schemas.openxmlformats.org/officeDocument/2006/relationships"/>
+  </ds:schemaRefs>
+</ds:datastoreItem>
 </file>